--- a/CSD310/module-1/martin_assignment1_2.docx
+++ b/CSD310/module-1/martin_assignment1_2.docx
@@ -20,6 +20,112 @@
     <w:p>
       <w:r>
         <w:t>June 2, 2026</w:t>
+      </w:r>
+    </w:p>
+    <w:p>
+      <w:hyperlink r:id="rId4" w:history="1">
+        <w:r>
+          <w:rPr>
+            <w:rStyle w:val="Hyperlink"/>
+          </w:rPr>
+          <w:t>https://github.com/TimMartin113/CSD</w:t>
+        </w:r>
+      </w:hyperlink>
+    </w:p>
+    <w:p>
+      <w:r>
+        <w:rPr>
+          <w:noProof/>
+        </w:rPr>
+        <w:drawing>
+          <wp:inline distT="0" distB="0" distL="0" distR="0" wp14:anchorId="3AD7A4CF" wp14:editId="68C68F4E">
+            <wp:extent cx="5943600" cy="1911985"/>
+            <wp:effectExtent l="0" t="0" r="0" b="5715"/>
+            <wp:docPr id="400318454" name="Picture 1"/>
+            <wp:cNvGraphicFramePr>
+              <a:graphicFrameLocks xmlns:a="http://schemas.openxmlformats.org/drawingml/2006/main" noChangeAspect="1"/>
+            </wp:cNvGraphicFramePr>
+            <a:graphic xmlns:a="http://schemas.openxmlformats.org/drawingml/2006/main">
+              <a:graphicData uri="http://schemas.openxmlformats.org/drawingml/2006/picture">
+                <pic:pic xmlns:pic="http://schemas.openxmlformats.org/drawingml/2006/picture">
+                  <pic:nvPicPr>
+                    <pic:cNvPr id="400318454" name="Picture 400318454"/>
+                    <pic:cNvPicPr/>
+                  </pic:nvPicPr>
+                  <pic:blipFill>
+                    <a:blip r:embed="rId5" cstate="print">
+                      <a:extLst>
+                        <a:ext uri="{28A0092B-C50C-407E-A947-70E740481C1C}">
+                          <a14:useLocalDpi xmlns:a14="http://schemas.microsoft.com/office/drawing/2010/main" val="0"/>
+                        </a:ext>
+                      </a:extLst>
+                    </a:blip>
+                    <a:stretch>
+                      <a:fillRect/>
+                    </a:stretch>
+                  </pic:blipFill>
+                  <pic:spPr>
+                    <a:xfrm>
+                      <a:off x="0" y="0"/>
+                      <a:ext cx="5943600" cy="1911985"/>
+                    </a:xfrm>
+                    <a:prstGeom prst="rect">
+                      <a:avLst/>
+                    </a:prstGeom>
+                  </pic:spPr>
+                </pic:pic>
+              </a:graphicData>
+            </a:graphic>
+          </wp:inline>
+        </w:drawing>
+      </w:r>
+    </w:p>
+    <w:p>
+      <w:r>
+        <w:rPr>
+          <w:noProof/>
+        </w:rPr>
+        <w:drawing>
+          <wp:inline distT="0" distB="0" distL="0" distR="0" wp14:anchorId="2549636E" wp14:editId="2D4C7238">
+            <wp:extent cx="5943600" cy="2400935"/>
+            <wp:effectExtent l="0" t="0" r="0" b="0"/>
+            <wp:docPr id="1649215210" name="Picture 2"/>
+            <wp:cNvGraphicFramePr>
+              <a:graphicFrameLocks xmlns:a="http://schemas.openxmlformats.org/drawingml/2006/main" noChangeAspect="1"/>
+            </wp:cNvGraphicFramePr>
+            <a:graphic xmlns:a="http://schemas.openxmlformats.org/drawingml/2006/main">
+              <a:graphicData uri="http://schemas.openxmlformats.org/drawingml/2006/picture">
+                <pic:pic xmlns:pic="http://schemas.openxmlformats.org/drawingml/2006/picture">
+                  <pic:nvPicPr>
+                    <pic:cNvPr id="1649215210" name="Picture 1649215210"/>
+                    <pic:cNvPicPr/>
+                  </pic:nvPicPr>
+                  <pic:blipFill>
+                    <a:blip r:embed="rId6" cstate="print">
+                      <a:extLst>
+                        <a:ext uri="{28A0092B-C50C-407E-A947-70E740481C1C}">
+                          <a14:useLocalDpi xmlns:a14="http://schemas.microsoft.com/office/drawing/2010/main" val="0"/>
+                        </a:ext>
+                      </a:extLst>
+                    </a:blip>
+                    <a:stretch>
+                      <a:fillRect/>
+                    </a:stretch>
+                  </pic:blipFill>
+                  <pic:spPr>
+                    <a:xfrm>
+                      <a:off x="0" y="0"/>
+                      <a:ext cx="5943600" cy="2400935"/>
+                    </a:xfrm>
+                    <a:prstGeom prst="rect">
+                      <a:avLst/>
+                    </a:prstGeom>
+                  </pic:spPr>
+                </pic:pic>
+              </a:graphicData>
+            </a:graphic>
+          </wp:inline>
+        </w:drawing>
       </w:r>
     </w:p>
     <w:p/>
@@ -950,6 +1056,29 @@
       <w:spacing w:val="5"/>
     </w:rPr>
   </w:style>
+  <w:style w:type="character" w:styleId="Hyperlink">
+    <w:name w:val="Hyperlink"/>
+    <w:basedOn w:val="DefaultParagraphFont"/>
+    <w:uiPriority w:val="99"/>
+    <w:unhideWhenUsed/>
+    <w:rsid w:val="003E25D7"/>
+    <w:rPr>
+      <w:color w:val="467886" w:themeColor="hyperlink"/>
+      <w:u w:val="single"/>
+    </w:rPr>
+  </w:style>
+  <w:style w:type="character" w:styleId="UnresolvedMention">
+    <w:name w:val="Unresolved Mention"/>
+    <w:basedOn w:val="DefaultParagraphFont"/>
+    <w:uiPriority w:val="99"/>
+    <w:semiHidden/>
+    <w:unhideWhenUsed/>
+    <w:rsid w:val="003E25D7"/>
+    <w:rPr>
+      <w:color w:val="605E5C"/>
+      <w:shd w:val="clear" w:color="auto" w:fill="E1DFDD"/>
+    </w:rPr>
+  </w:style>
 </w:styles>
 </file>
 

--- a/CSD310/module-1/martin_assignment1_2.docx
+++ b/CSD310/module-1/martin_assignment1_2.docx
@@ -38,7 +38,7 @@
           <w:noProof/>
         </w:rPr>
         <w:drawing>
-          <wp:inline distT="0" distB="0" distL="0" distR="0" wp14:anchorId="3AD7A4CF" wp14:editId="68C68F4E">
+          <wp:inline distT="0" distB="0" distL="0" distR="0" wp14:anchorId="3AD7A4CF" wp14:editId="03D703E4">
             <wp:extent cx="5943600" cy="1911985"/>
             <wp:effectExtent l="0" t="0" r="0" b="5715"/>
             <wp:docPr id="400318454" name="Picture 1"/>
@@ -86,10 +86,10 @@
           <w:noProof/>
         </w:rPr>
         <w:drawing>
-          <wp:inline distT="0" distB="0" distL="0" distR="0" wp14:anchorId="2549636E" wp14:editId="2D4C7238">
-            <wp:extent cx="5943600" cy="2400935"/>
+          <wp:inline distT="0" distB="0" distL="0" distR="0" wp14:anchorId="16DFAC40" wp14:editId="1A8A36BF">
+            <wp:extent cx="5943600" cy="2302510"/>
             <wp:effectExtent l="0" t="0" r="0" b="0"/>
-            <wp:docPr id="1649215210" name="Picture 2"/>
+            <wp:docPr id="47737945" name="Picture 1"/>
             <wp:cNvGraphicFramePr>
               <a:graphicFrameLocks xmlns:a="http://schemas.openxmlformats.org/drawingml/2006/main" noChangeAspect="1"/>
             </wp:cNvGraphicFramePr>
@@ -97,17 +97,11 @@
               <a:graphicData uri="http://schemas.openxmlformats.org/drawingml/2006/picture">
                 <pic:pic xmlns:pic="http://schemas.openxmlformats.org/drawingml/2006/picture">
                   <pic:nvPicPr>
-                    <pic:cNvPr id="1649215210" name="Picture 1649215210"/>
+                    <pic:cNvPr id="47737945" name=""/>
                     <pic:cNvPicPr/>
                   </pic:nvPicPr>
                   <pic:blipFill>
-                    <a:blip r:embed="rId6" cstate="print">
-                      <a:extLst>
-                        <a:ext uri="{28A0092B-C50C-407E-A947-70E740481C1C}">
-                          <a14:useLocalDpi xmlns:a14="http://schemas.microsoft.com/office/drawing/2010/main" val="0"/>
-                        </a:ext>
-                      </a:extLst>
-                    </a:blip>
+                    <a:blip r:embed="rId6"/>
                     <a:stretch>
                       <a:fillRect/>
                     </a:stretch>
@@ -115,7 +109,7 @@
                   <pic:spPr>
                     <a:xfrm>
                       <a:off x="0" y="0"/>
-                      <a:ext cx="5943600" cy="2400935"/>
+                      <a:ext cx="5943600" cy="2302510"/>
                     </a:xfrm>
                     <a:prstGeom prst="rect">
                       <a:avLst/>
